--- a/new/H_U/SAMR_HU_UC04_v1.docx
+++ b/new/H_U/SAMR_HU_UC04_v1.docx
@@ -49,21 +49,7 @@
         <w:rPr>
           <w:color w:val="000000"/>
         </w:rPr>
-        <w:t xml:space="preserve">UC-04: </w:t>
-      </w:r>
-      <w:proofErr w:type="spellStart"/>
-      <w:r>
-        <w:rPr>
-          <w:color w:val="000000"/>
-        </w:rPr>
-        <w:t>Teleconsulta</w:t>
-      </w:r>
-      <w:proofErr w:type="spellEnd"/>
-      <w:r>
-        <w:rPr>
-          <w:color w:val="000000"/>
-        </w:rPr>
-        <w:t xml:space="preserve"> y Atención Médica</w:t>
+        <w:t xml:space="preserve">UC-04: Teleconsulta y Atención Médica</w:t>
       </w:r>
     </w:p>
     <w:p>
@@ -222,25 +208,7 @@
                 <w:sz w:val="17"/>
                 <w:szCs w:val="17"/>
               </w:rPr>
-              <w:t xml:space="preserve">Sistema de Atención Médica Remota — Equipo </w:t>
-            </w:r>
-            <w:proofErr w:type="spellStart"/>
-            <w:r>
-              <w:rPr>
-                <w:color w:val="000000"/>
-                <w:sz w:val="17"/>
-                <w:szCs w:val="17"/>
-              </w:rPr>
-              <w:t>LLdE</w:t>
-            </w:r>
-            <w:proofErr w:type="spellEnd"/>
-            <w:r>
-              <w:rPr>
-                <w:color w:val="000000"/>
-                <w:sz w:val="17"/>
-                <w:szCs w:val="17"/>
-              </w:rPr>
-              <w:t xml:space="preserve"> — UTPL</w:t>
+              <w:t xml:space="preserve">Sistema de Atención Médica Remota — Equipo LLdE — UTPL</w:t>
             </w:r>
           </w:p>
         </w:tc>
@@ -430,18 +398,8 @@
                 <w:sz w:val="17"/>
                 <w:szCs w:val="17"/>
               </w:rPr>
-              <w:t xml:space="preserve"> Equipo </w:t>
-            </w:r>
-            <w:proofErr w:type="spellStart"/>
-            <w:r>
-              <w:rPr>
-                <w:color w:val="000000"/>
-                <w:sz w:val="17"/>
-                <w:szCs w:val="17"/>
-              </w:rPr>
-              <w:t>LLdE</w:t>
-            </w:r>
-            <w:proofErr w:type="spellEnd"/>
+              <w:t xml:space="preserve"> Equipo LLdE</w:t>
+            </w:r>
           </w:p>
         </w:tc>
       </w:tr>
@@ -564,25 +522,7 @@
                 <w:sz w:val="17"/>
                 <w:szCs w:val="17"/>
               </w:rPr>
-              <w:t xml:space="preserve">UC-04: </w:t>
-            </w:r>
-            <w:proofErr w:type="spellStart"/>
-            <w:r>
-              <w:rPr>
-                <w:color w:val="000000"/>
-                <w:sz w:val="17"/>
-                <w:szCs w:val="17"/>
-              </w:rPr>
-              <w:t>Teleconsulta</w:t>
-            </w:r>
-            <w:proofErr w:type="spellEnd"/>
-            <w:r>
-              <w:rPr>
-                <w:color w:val="000000"/>
-                <w:sz w:val="17"/>
-                <w:szCs w:val="17"/>
-              </w:rPr>
-              <w:t xml:space="preserve"> y Atención Médica</w:t>
+              <w:t xml:space="preserve">UC-04: Teleconsulta y Atención Médica</w:t>
             </w:r>
           </w:p>
         </w:tc>
@@ -777,18 +717,8 @@
                 <w:sz w:val="17"/>
                 <w:szCs w:val="17"/>
               </w:rPr>
-              <w:t xml:space="preserve">Equipo </w:t>
-            </w:r>
-            <w:proofErr w:type="spellStart"/>
-            <w:r>
-              <w:rPr>
-                <w:color w:val="000000"/>
-                <w:sz w:val="17"/>
-                <w:szCs w:val="17"/>
-              </w:rPr>
-              <w:t>LLdE</w:t>
-            </w:r>
-            <w:proofErr w:type="spellEnd"/>
+              <w:t xml:space="preserve">Equipo LLdE</w:t>
+            </w:r>
           </w:p>
         </w:tc>
         <w:tc>
@@ -1151,18 +1081,8 @@
                 <w:sz w:val="17"/>
                 <w:szCs w:val="17"/>
               </w:rPr>
-              <w:t xml:space="preserve">Equipo </w:t>
-            </w:r>
-            <w:proofErr w:type="spellStart"/>
-            <w:r>
-              <w:rPr>
-                <w:color w:val="000000"/>
-                <w:sz w:val="17"/>
-                <w:szCs w:val="17"/>
-              </w:rPr>
-              <w:t>LLdE</w:t>
-            </w:r>
-            <w:proofErr w:type="spellEnd"/>
+              <w:t xml:space="preserve">Equipo LLdE</w:t>
+            </w:r>
           </w:p>
         </w:tc>
         <w:tc>
@@ -1362,29 +1282,7 @@
           <w:szCs w:val="24"/>
         </w:rPr>
         <w:lastRenderedPageBreak/>
-        <w:t xml:space="preserve">3.1 UC-04: </w:t>
-      </w:r>
-      <w:proofErr w:type="spellStart"/>
-      <w:r>
-        <w:rPr>
-          <w:b/>
-          <w:bCs/>
-          <w:color w:val="000000"/>
-          <w:sz w:val="24"/>
-          <w:szCs w:val="24"/>
-        </w:rPr>
-        <w:t>Teleconsulta</w:t>
-      </w:r>
-      <w:proofErr w:type="spellEnd"/>
-      <w:r>
-        <w:rPr>
-          <w:b/>
-          <w:bCs/>
-          <w:color w:val="000000"/>
-          <w:sz w:val="24"/>
-          <w:szCs w:val="24"/>
-        </w:rPr>
-        <w:t xml:space="preserve"> y Atención Médica</w:t>
+        <w:t xml:space="preserve">3.1 UC-04: Teleconsulta y Atención Médica</w:t>
       </w:r>
     </w:p>
     <w:tbl>
@@ -1527,43 +1425,7 @@
                 <w:sz w:val="17"/>
                 <w:szCs w:val="17"/>
               </w:rPr>
-              <w:t xml:space="preserve">Paciente (ST01), Med-Gemini, </w:t>
-            </w:r>
-            <w:proofErr w:type="spellStart"/>
-            <w:r>
-              <w:rPr>
-                <w:color w:val="000000"/>
-                <w:sz w:val="17"/>
-                <w:szCs w:val="17"/>
-              </w:rPr>
-              <w:t>HistorialBiometrico</w:t>
-            </w:r>
-            <w:proofErr w:type="spellEnd"/>
-            <w:r>
-              <w:rPr>
-                <w:color w:val="000000"/>
-                <w:sz w:val="17"/>
-                <w:szCs w:val="17"/>
-              </w:rPr>
-              <w:t xml:space="preserve">, </w:t>
-            </w:r>
-            <w:proofErr w:type="spellStart"/>
-            <w:r>
-              <w:rPr>
-                <w:color w:val="000000"/>
-                <w:sz w:val="17"/>
-                <w:szCs w:val="17"/>
-              </w:rPr>
-              <w:t>RecetaDigital</w:t>
-            </w:r>
-            <w:proofErr w:type="spellEnd"/>
-            <w:r>
-              <w:rPr>
-                <w:color w:val="000000"/>
-                <w:sz w:val="17"/>
-                <w:szCs w:val="17"/>
-              </w:rPr>
-              <w:t>, Centro de Asistencia (ST04), Servicio de Emergencias</w:t>
+              <w:t xml:space="preserve">Paciente (ST01), Med-Gemini, HistorialBiometrico, RecetaDigital, Centro de Asistencia (ST04), Servicio de Emergencias</w:t>
             </w:r>
           </w:p>
         </w:tc>
@@ -1625,25 +1487,7 @@
                 <w:sz w:val="17"/>
                 <w:szCs w:val="17"/>
               </w:rPr>
-              <w:t xml:space="preserve">Existe una solicitud asignada (UC-02) o una alerta biométrica derivada a </w:t>
-            </w:r>
-            <w:proofErr w:type="spellStart"/>
-            <w:r>
-              <w:rPr>
-                <w:color w:val="000000"/>
-                <w:sz w:val="17"/>
-                <w:szCs w:val="17"/>
-              </w:rPr>
-              <w:t>teleconsulta</w:t>
-            </w:r>
-            <w:proofErr w:type="spellEnd"/>
-            <w:r>
-              <w:rPr>
-                <w:color w:val="000000"/>
-                <w:sz w:val="17"/>
-                <w:szCs w:val="17"/>
-              </w:rPr>
-              <w:t xml:space="preserve"> (UC-03).</w:t>
+              <w:t xml:space="preserve">Existe una solicitud asignada (UC-02) o una alerta biométrica derivada a teleconsulta (UC-03).</w:t>
             </w:r>
           </w:p>
         </w:tc>
@@ -1860,23 +1704,13 @@
             <w:pPr>
               <w:spacing w:before="50" w:after="50"/>
             </w:pPr>
-            <w:proofErr w:type="spellStart"/>
-            <w:r>
-              <w:rPr>
-                <w:color w:val="000000"/>
-                <w:sz w:val="17"/>
-                <w:szCs w:val="17"/>
-              </w:rPr>
-              <w:t>Teleconsulta</w:t>
-            </w:r>
-            <w:proofErr w:type="spellEnd"/>
-            <w:r>
-              <w:rPr>
-                <w:color w:val="000000"/>
-                <w:sz w:val="17"/>
-                <w:szCs w:val="17"/>
-              </w:rPr>
-              <w:t xml:space="preserve"> establece la transmisión de audio y video con latencia menor o igual a 200ms.</w:t>
+            <w:r>
+              <w:rPr>
+                <w:color w:val="000000"/>
+                <w:sz w:val="17"/>
+                <w:szCs w:val="17"/>
+              </w:rPr>
+              <w:t xml:space="preserve">Teleconsulta establece la transmisión de audio y video con latencia menor o igual a 200ms.</w:t>
             </w:r>
           </w:p>
         </w:tc>
@@ -1931,41 +1765,13 @@
             <w:pPr>
               <w:spacing w:before="50" w:after="50"/>
             </w:pPr>
-            <w:proofErr w:type="spellStart"/>
-            <w:r>
-              <w:rPr>
-                <w:color w:val="000000"/>
-                <w:sz w:val="17"/>
-                <w:szCs w:val="17"/>
-              </w:rPr>
-              <w:t>Teleconsulta</w:t>
-            </w:r>
-            <w:proofErr w:type="spellEnd"/>
-            <w:r>
-              <w:rPr>
-                <w:color w:val="000000"/>
-                <w:sz w:val="17"/>
-                <w:szCs w:val="17"/>
-              </w:rPr>
-              <w:t xml:space="preserve"> extrae el historial clínico completo, incluyendo </w:t>
-            </w:r>
-            <w:proofErr w:type="spellStart"/>
-            <w:r>
-              <w:rPr>
-                <w:color w:val="000000"/>
-                <w:sz w:val="17"/>
-                <w:szCs w:val="17"/>
-              </w:rPr>
-              <w:t>HistorialBiometrico</w:t>
-            </w:r>
-            <w:proofErr w:type="spellEnd"/>
-            <w:r>
-              <w:rPr>
-                <w:color w:val="000000"/>
-                <w:sz w:val="17"/>
-                <w:szCs w:val="17"/>
-              </w:rPr>
-              <w:t>.</w:t>
+            <w:r>
+              <w:rPr>
+                <w:color w:val="000000"/>
+                <w:sz w:val="17"/>
+                <w:szCs w:val="17"/>
+              </w:rPr>
+              <w:t xml:space="preserve">Teleconsulta extrae el historial clínico completo, incluyendo HistorialBiometrico.</w:t>
             </w:r>
           </w:p>
         </w:tc>
@@ -2020,23 +1826,13 @@
             <w:pPr>
               <w:spacing w:before="50" w:after="50"/>
             </w:pPr>
-            <w:proofErr w:type="spellStart"/>
-            <w:r>
-              <w:rPr>
-                <w:color w:val="000000"/>
-                <w:sz w:val="17"/>
-                <w:szCs w:val="17"/>
-              </w:rPr>
-              <w:t>HistorialBiometrico</w:t>
-            </w:r>
-            <w:proofErr w:type="spellEnd"/>
-            <w:r>
-              <w:rPr>
-                <w:color w:val="000000"/>
-                <w:sz w:val="17"/>
-                <w:szCs w:val="17"/>
-              </w:rPr>
-              <w:t xml:space="preserve"> proyecta las gráficas de EKG, EEG y SpO2 en tiempo real.</w:t>
+            <w:r>
+              <w:rPr>
+                <w:color w:val="000000"/>
+                <w:sz w:val="17"/>
+                <w:szCs w:val="17"/>
+              </w:rPr>
+              <w:t xml:space="preserve">HistorialBiometrico proyecta las gráficas de EKG, EEG y SpO2 en tiempo real.</w:t>
             </w:r>
           </w:p>
         </w:tc>
@@ -2219,25 +2015,7 @@
                 <w:sz w:val="17"/>
                 <w:szCs w:val="17"/>
               </w:rPr>
-              <w:t xml:space="preserve">El Personal Médico solicita a </w:t>
-            </w:r>
-            <w:proofErr w:type="spellStart"/>
-            <w:r>
-              <w:rPr>
-                <w:color w:val="000000"/>
-                <w:sz w:val="17"/>
-                <w:szCs w:val="17"/>
-              </w:rPr>
-              <w:t>RecetaDigital</w:t>
-            </w:r>
-            <w:proofErr w:type="spellEnd"/>
-            <w:r>
-              <w:rPr>
-                <w:color w:val="000000"/>
-                <w:sz w:val="17"/>
-                <w:szCs w:val="17"/>
-              </w:rPr>
-              <w:t xml:space="preserve"> la generación de la orden de medicamentos.</w:t>
+              <w:t xml:space="preserve">El Personal Médico solicita a RecetaDigital la generación de la orden de medicamentos.</w:t>
             </w:r>
           </w:p>
         </w:tc>
@@ -2292,23 +2070,13 @@
             <w:pPr>
               <w:spacing w:before="50" w:after="50"/>
             </w:pPr>
-            <w:proofErr w:type="spellStart"/>
-            <w:r>
-              <w:rPr>
-                <w:color w:val="000000"/>
-                <w:sz w:val="17"/>
-                <w:szCs w:val="17"/>
-              </w:rPr>
-              <w:t>RecetaDigital</w:t>
-            </w:r>
-            <w:proofErr w:type="spellEnd"/>
-            <w:r>
-              <w:rPr>
-                <w:color w:val="000000"/>
-                <w:sz w:val="17"/>
-                <w:szCs w:val="17"/>
-              </w:rPr>
-              <w:t xml:space="preserve"> genera la orden, requiere firma electrónica y la emite al Paciente.</w:t>
+            <w:r>
+              <w:rPr>
+                <w:color w:val="000000"/>
+                <w:sz w:val="17"/>
+                <w:szCs w:val="17"/>
+              </w:rPr>
+              <w:t xml:space="preserve">RecetaDigital genera la orden, requiere firma electrónica y la emite al Paciente.</w:t>
             </w:r>
           </w:p>
         </w:tc>
@@ -2369,25 +2137,7 @@
                 <w:sz w:val="17"/>
                 <w:szCs w:val="17"/>
               </w:rPr>
-              <w:t xml:space="preserve">Si el caso es crítico, </w:t>
-            </w:r>
-            <w:proofErr w:type="spellStart"/>
-            <w:r>
-              <w:rPr>
-                <w:color w:val="000000"/>
-                <w:sz w:val="17"/>
-                <w:szCs w:val="17"/>
-              </w:rPr>
-              <w:t>Derivacion</w:t>
-            </w:r>
-            <w:proofErr w:type="spellEnd"/>
-            <w:r>
-              <w:rPr>
-                <w:color w:val="000000"/>
-                <w:sz w:val="17"/>
-                <w:szCs w:val="17"/>
-              </w:rPr>
-              <w:t xml:space="preserve"> notifica al Centro de Asistencia (flujo alterno).</w:t>
+              <w:t xml:space="preserve">Si el caso es crítico, Derivacion notifica al Centro de Asistencia (flujo alterno).</w:t>
             </w:r>
           </w:p>
         </w:tc>
@@ -2448,25 +2198,7 @@
                 <w:sz w:val="17"/>
                 <w:szCs w:val="17"/>
               </w:rPr>
-              <w:t xml:space="preserve">Si el Médico no puede atender, </w:t>
-            </w:r>
-            <w:proofErr w:type="spellStart"/>
-            <w:r>
-              <w:rPr>
-                <w:color w:val="000000"/>
-                <w:sz w:val="17"/>
-                <w:szCs w:val="17"/>
-              </w:rPr>
-              <w:t>ReasignacionSolicitud</w:t>
-            </w:r>
-            <w:proofErr w:type="spellEnd"/>
-            <w:r>
-              <w:rPr>
-                <w:color w:val="000000"/>
-                <w:sz w:val="17"/>
-                <w:szCs w:val="17"/>
-              </w:rPr>
-              <w:t xml:space="preserve"> reasigna el caso en menos de 5 minutos (flujo alterno).</w:t>
+              <w:t xml:space="preserve">Si el Médico no puede atender, ReasignacionSolicitud reasigna el caso en menos de 5 minutos (flujo alterno).</w:t>
             </w:r>
           </w:p>
         </w:tc>
@@ -2561,25 +2293,7 @@
           <w:sz w:val="18"/>
           <w:szCs w:val="18"/>
         </w:rPr>
-        <w:t xml:space="preserve">Historial clínico y biométrico visible en la misma pantalla de </w:t>
-      </w:r>
-      <w:proofErr w:type="spellStart"/>
-      <w:r>
-        <w:rPr>
-          <w:color w:val="000000"/>
-          <w:sz w:val="18"/>
-          <w:szCs w:val="18"/>
-        </w:rPr>
-        <w:t>teleconsulta</w:t>
-      </w:r>
-      <w:proofErr w:type="spellEnd"/>
-      <w:r>
-        <w:rPr>
-          <w:color w:val="000000"/>
-          <w:sz w:val="18"/>
-          <w:szCs w:val="18"/>
-        </w:rPr>
-        <w:t>.</w:t>
+        <w:t xml:space="preserve">Historial clínico y biométrico visible en la misma pantalla de teleconsulta.</w:t>
       </w:r>
     </w:p>
     <w:p>
@@ -2820,7 +2534,6 @@
             <w:pPr>
               <w:spacing w:before="50" w:after="50"/>
             </w:pPr>
-            <w:proofErr w:type="spellStart"/>
             <w:r>
               <w:rPr>
                 <w:b/>
@@ -2829,18 +2542,7 @@
                 <w:sz w:val="17"/>
                 <w:szCs w:val="17"/>
               </w:rPr>
-              <w:t>Teleconsulta</w:t>
-            </w:r>
-            <w:proofErr w:type="spellEnd"/>
-            <w:r>
-              <w:rPr>
-                <w:b/>
-                <w:bCs/>
-                <w:color w:val="000000"/>
-                <w:sz w:val="17"/>
-                <w:szCs w:val="17"/>
-              </w:rPr>
-              <w:t xml:space="preserve"> y Atención Médica</w:t>
+              <w:t xml:space="preserve">Teleconsulta y Atención Médica</w:t>
             </w:r>
           </w:p>
         </w:tc>
@@ -2860,23 +2562,13 @@
             <w:pPr>
               <w:spacing w:before="50" w:after="50"/>
             </w:pPr>
-            <w:proofErr w:type="spellStart"/>
-            <w:r>
-              <w:rPr>
-                <w:color w:val="000000"/>
-                <w:sz w:val="17"/>
-                <w:szCs w:val="17"/>
-              </w:rPr>
-              <w:t>Videoconsulta</w:t>
-            </w:r>
-            <w:proofErr w:type="spellEnd"/>
-            <w:r>
-              <w:rPr>
-                <w:color w:val="000000"/>
-                <w:sz w:val="17"/>
-                <w:szCs w:val="17"/>
-              </w:rPr>
-              <w:t xml:space="preserve"> con historial integrado, soporte diagnóstico de IA, recetas digitales y derivación de emergencias.</w:t>
+            <w:r>
+              <w:rPr>
+                <w:color w:val="000000"/>
+                <w:sz w:val="17"/>
+                <w:szCs w:val="17"/>
+              </w:rPr>
+              <w:t xml:space="preserve">Videoconsulta con historial integrado, soporte diagnóstico de IA, recetas digitales y derivación de emergencias.</w:t>
             </w:r>
           </w:p>
         </w:tc>
@@ -2912,29 +2604,7 @@
           <w:sz w:val="22"/>
           <w:szCs w:val="22"/>
         </w:rPr>
-        <w:t xml:space="preserve">Épica EP-04: </w:t>
-      </w:r>
-      <w:proofErr w:type="spellStart"/>
-      <w:r>
-        <w:rPr>
-          <w:b/>
-          <w:bCs/>
-          <w:color w:val="000000"/>
-          <w:sz w:val="22"/>
-          <w:szCs w:val="22"/>
-        </w:rPr>
-        <w:t>Teleconsulta</w:t>
-      </w:r>
-      <w:proofErr w:type="spellEnd"/>
-      <w:r>
-        <w:rPr>
-          <w:b/>
-          <w:bCs/>
-          <w:color w:val="000000"/>
-          <w:sz w:val="22"/>
-          <w:szCs w:val="22"/>
-        </w:rPr>
-        <w:t xml:space="preserve"> y Atención Médica</w:t>
+        <w:t xml:space="preserve">Épica EP-04: Teleconsulta y Atención Médica</w:t>
       </w:r>
     </w:p>
     <w:tbl>
@@ -3771,78 +3441,60 @@
                 <w:sz w:val="15"/>
                 <w:szCs w:val="15"/>
               </w:rPr>
-              <w:t xml:space="preserve">Como Personal Médico Quiero historial visible en la </w:t>
-            </w:r>
-            <w:proofErr w:type="spellStart"/>
+              <w:t xml:space="preserve">Como Personal Médico Quiero historial visible en la teleconsulta Para atender con contexto completo</w:t>
+            </w:r>
+          </w:p>
+        </w:tc>
+        <w:tc>
+          <w:tcPr>
+            <w:tcW w:w="800" w:type="dxa"/>
+            <w:tcBorders>
+              <w:top w:val="single" w:sz="4" w:space="0" w:color="CCCCCC"/>
+              <w:left w:val="single" w:sz="4" w:space="0" w:color="CCCCCC"/>
+              <w:bottom w:val="single" w:sz="4" w:space="0" w:color="CCCCCC"/>
+              <w:right w:val="single" w:sz="4" w:space="0" w:color="CCCCCC"/>
+            </w:tcBorders>
+            <w:shd w:val="clear" w:color="auto" w:fill="FFFFFF"/>
+            <w:vAlign w:val="center"/>
+          </w:tcPr>
+          <w:p>
+            <w:pPr>
+              <w:spacing w:before="50" w:after="50"/>
+              <w:jc w:val="center"/>
+            </w:pPr>
+            <w:r>
+              <w:rPr>
+                <w:color w:val="000000"/>
+                <w:sz w:val="17"/>
+                <w:szCs w:val="17"/>
+              </w:rPr>
+              <w:t>Alta</w:t>
+            </w:r>
+          </w:p>
+        </w:tc>
+        <w:tc>
+          <w:tcPr>
+            <w:tcW w:w="1100" w:type="dxa"/>
+            <w:tcBorders>
+              <w:top w:val="single" w:sz="4" w:space="0" w:color="CCCCCC"/>
+              <w:left w:val="single" w:sz="4" w:space="0" w:color="CCCCCC"/>
+              <w:bottom w:val="single" w:sz="4" w:space="0" w:color="CCCCCC"/>
+              <w:right w:val="single" w:sz="4" w:space="0" w:color="CCCCCC"/>
+            </w:tcBorders>
+            <w:shd w:val="clear" w:color="auto" w:fill="FFFFFF"/>
+            <w:vAlign w:val="center"/>
+          </w:tcPr>
+          <w:p>
+            <w:pPr>
+              <w:spacing w:before="50" w:after="50"/>
+            </w:pPr>
             <w:r>
               <w:rPr>
                 <w:color w:val="000000"/>
                 <w:sz w:val="15"/>
                 <w:szCs w:val="15"/>
               </w:rPr>
-              <w:t>teleconsulta</w:t>
-            </w:r>
-            <w:proofErr w:type="spellEnd"/>
-            <w:r>
-              <w:rPr>
-                <w:color w:val="000000"/>
-                <w:sz w:val="15"/>
-                <w:szCs w:val="15"/>
-              </w:rPr>
-              <w:t xml:space="preserve"> Para atender con contexto completo</w:t>
-            </w:r>
-          </w:p>
-        </w:tc>
-        <w:tc>
-          <w:tcPr>
-            <w:tcW w:w="800" w:type="dxa"/>
-            <w:tcBorders>
-              <w:top w:val="single" w:sz="4" w:space="0" w:color="CCCCCC"/>
-              <w:left w:val="single" w:sz="4" w:space="0" w:color="CCCCCC"/>
-              <w:bottom w:val="single" w:sz="4" w:space="0" w:color="CCCCCC"/>
-              <w:right w:val="single" w:sz="4" w:space="0" w:color="CCCCCC"/>
-            </w:tcBorders>
-            <w:shd w:val="clear" w:color="auto" w:fill="FFFFFF"/>
-            <w:vAlign w:val="center"/>
-          </w:tcPr>
-          <w:p>
-            <w:pPr>
-              <w:spacing w:before="50" w:after="50"/>
-              <w:jc w:val="center"/>
-            </w:pPr>
-            <w:r>
-              <w:rPr>
-                <w:color w:val="000000"/>
-                <w:sz w:val="17"/>
-                <w:szCs w:val="17"/>
-              </w:rPr>
-              <w:t>Alta</w:t>
-            </w:r>
-          </w:p>
-        </w:tc>
-        <w:tc>
-          <w:tcPr>
-            <w:tcW w:w="1100" w:type="dxa"/>
-            <w:tcBorders>
-              <w:top w:val="single" w:sz="4" w:space="0" w:color="CCCCCC"/>
-              <w:left w:val="single" w:sz="4" w:space="0" w:color="CCCCCC"/>
-              <w:bottom w:val="single" w:sz="4" w:space="0" w:color="CCCCCC"/>
-              <w:right w:val="single" w:sz="4" w:space="0" w:color="CCCCCC"/>
-            </w:tcBorders>
-            <w:shd w:val="clear" w:color="auto" w:fill="FFFFFF"/>
-            <w:vAlign w:val="center"/>
-          </w:tcPr>
-          <w:p>
-            <w:pPr>
-              <w:spacing w:before="50" w:after="50"/>
-            </w:pPr>
-            <w:r>
-              <w:rPr>
-                <w:color w:val="000000"/>
-                <w:sz w:val="15"/>
-                <w:szCs w:val="15"/>
-              </w:rPr>
-              <w:t>RF-M4-001</w:t>
+              <w:t>RF-13</w:t>
             </w:r>
           </w:p>
         </w:tc>
@@ -4009,7 +3661,7 @@
                 <w:sz w:val="15"/>
                 <w:szCs w:val="15"/>
               </w:rPr>
-              <w:t>RF-M4-001</w:t>
+              <w:t>RF-13</w:t>
             </w:r>
           </w:p>
         </w:tc>
@@ -4176,7 +3828,7 @@
                 <w:sz w:val="15"/>
                 <w:szCs w:val="15"/>
               </w:rPr>
-              <w:t>RF-M4-002</w:t>
+              <w:t>RF-14</w:t>
             </w:r>
           </w:p>
         </w:tc>
@@ -4343,7 +3995,7 @@
                 <w:sz w:val="15"/>
                 <w:szCs w:val="15"/>
               </w:rPr>
-              <w:t>RF-M4-003</w:t>
+              <w:t>RF-15</w:t>
             </w:r>
           </w:p>
         </w:tc>
@@ -4510,7 +4162,7 @@
                 <w:sz w:val="15"/>
                 <w:szCs w:val="15"/>
               </w:rPr>
-              <w:t>RF-M4-004</w:t>
+              <w:t>RF-16</w:t>
             </w:r>
           </w:p>
         </w:tc>
@@ -4732,25 +4384,7 @@
                 <w:sz w:val="17"/>
                 <w:szCs w:val="17"/>
               </w:rPr>
-              <w:t xml:space="preserve">RF-M4-001 — </w:t>
-            </w:r>
-            <w:proofErr w:type="spellStart"/>
-            <w:r>
-              <w:rPr>
-                <w:color w:val="000000"/>
-                <w:sz w:val="17"/>
-                <w:szCs w:val="17"/>
-              </w:rPr>
-              <w:t>Teleconsulta</w:t>
-            </w:r>
-            <w:proofErr w:type="spellEnd"/>
-            <w:r>
-              <w:rPr>
-                <w:color w:val="000000"/>
-                <w:sz w:val="17"/>
-                <w:szCs w:val="17"/>
-              </w:rPr>
-              <w:t xml:space="preserve"> con Med-Gemini y XAI</w:t>
+              <w:t xml:space="preserve">RF-13 — Teleconsulta con Med-Gemini y XAI</w:t>
             </w:r>
           </w:p>
         </w:tc>
@@ -4837,7 +4471,7 @@
                 <w:sz w:val="17"/>
                 <w:szCs w:val="17"/>
               </w:rPr>
-              <w:t>RF-M4-002 — Emisión de recetas digitales</w:t>
+              <w:t>RF-14 — Emisión de recetas digitales</w:t>
             </w:r>
           </w:p>
         </w:tc>
@@ -4924,7 +4558,7 @@
                 <w:sz w:val="17"/>
                 <w:szCs w:val="17"/>
               </w:rPr>
-              <w:t>RF-M4-003 — Derivación de emergencia presencial</w:t>
+              <w:t>RF-15 — Derivación de emergencia presencial</w:t>
             </w:r>
           </w:p>
         </w:tc>
@@ -5011,7 +4645,7 @@
                 <w:sz w:val="17"/>
                 <w:szCs w:val="17"/>
               </w:rPr>
-              <w:t>RF-M4-004 — Rechazo y reasignación</w:t>
+              <w:t>RF-16 — Rechazo y reasignación</w:t>
             </w:r>
           </w:p>
         </w:tc>
